--- a/docs/25110380_25110184_25110147_25110272_25110265_25110161.docx
+++ b/docs/25110380_25110184_25110147_25110272_25110265_25110161.docx
@@ -689,16 +689,25 @@
                 <w:rFonts w:cs="Times New Roman"/>
                 <w:sz w:val="26"/>
                 <w:szCs w:val="26"/>
-              </w:rPr>
-            </w:pPr>
-            <w:r>
-              <w:rPr>
-                <w:rFonts w:cs="Times New Roman"/>
-                <w:b/>
-                <w:sz w:val="22"/>
-                <w:szCs w:val="26"/>
-              </w:rPr>
-              <w:t>Book_ID</w:t>
+                <w:lang w:val="en-US"/>
+              </w:rPr>
+            </w:pPr>
+            <w:r>
+              <w:rPr>
+                <w:rFonts w:cs="Times New Roman"/>
+                <w:sz w:val="26"/>
+                <w:szCs w:val="26"/>
+                <w:lang w:val="en-US"/>
+              </w:rPr>
+              <w:t>b</w:t>
+            </w:r>
+            <w:r>
+              <w:rPr>
+                <w:rFonts w:cs="Times New Roman"/>
+                <w:sz w:val="26"/>
+                <w:szCs w:val="26"/>
+              </w:rPr>
+              <w:t>ookCode</w:t>
             </w:r>
           </w:p>
         </w:tc>
@@ -728,15 +737,17 @@
                 <w:rFonts w:cs="Times New Roman"/>
                 <w:sz w:val="26"/>
                 <w:szCs w:val="26"/>
-              </w:rPr>
-            </w:pPr>
-            <w:r>
-              <w:rPr>
-                <w:rFonts w:cs="Times New Roman"/>
-                <w:sz w:val="22"/>
-                <w:szCs w:val="26"/>
-              </w:rPr>
-              <w:t>Mã sách duy nhất</w:t>
+                <w:lang w:val="en-US"/>
+              </w:rPr>
+            </w:pPr>
+            <w:r>
+              <w:rPr>
+                <w:rFonts w:cs="Times New Roman"/>
+                <w:sz w:val="26"/>
+                <w:szCs w:val="26"/>
+                <w:lang w:val="en-US"/>
+              </w:rPr>
+              <w:t>Mã đầu sách</w:t>
             </w:r>
           </w:p>
         </w:tc>
@@ -766,15 +777,17 @@
                 <w:rFonts w:cs="Times New Roman"/>
                 <w:sz w:val="26"/>
                 <w:szCs w:val="26"/>
-              </w:rPr>
-            </w:pPr>
-            <w:r>
-              <w:rPr>
-                <w:rFonts w:cs="Times New Roman"/>
-                <w:sz w:val="22"/>
-                <w:szCs w:val="26"/>
-              </w:rPr>
-              <w:t>Book_ID: BK001</w:t>
+                <w:lang w:val="en-US"/>
+              </w:rPr>
+            </w:pPr>
+            <w:r>
+              <w:rPr>
+                <w:rFonts w:cs="Times New Roman"/>
+                <w:sz w:val="22"/>
+                <w:szCs w:val="26"/>
+                <w:lang w:val="en-US"/>
+              </w:rPr>
+              <w:t>bookCode: “CTDL”</w:t>
             </w:r>
           </w:p>
         </w:tc>
@@ -1408,6 +1421,121 @@
               <w:bottom w:val="single" w:sz="5" w:space="0" w:color="AFC4D6"/>
               <w:right w:val="single" w:sz="5" w:space="0" w:color="AFC4D6"/>
             </w:tcBorders>
+            <w:shd w:val="clear" w:color="auto" w:fill="F8FBFD"/>
+            <w:tcMar>
+              <w:top w:w="70" w:type="dxa"/>
+              <w:left w:w="70" w:type="dxa"/>
+              <w:bottom w:w="70" w:type="dxa"/>
+              <w:right w:w="70" w:type="dxa"/>
+            </w:tcMar>
+            <w:vAlign w:val="center"/>
+          </w:tcPr>
+          <w:p>
+            <w:pPr>
+              <w:spacing w:after="0"/>
+              <w:rPr>
+                <w:rFonts w:cs="Times New Roman"/>
+                <w:b/>
+                <w:sz w:val="22"/>
+                <w:szCs w:val="26"/>
+                <w:lang w:val="en-US"/>
+              </w:rPr>
+            </w:pPr>
+            <w:r>
+              <w:rPr>
+                <w:rFonts w:cs="Times New Roman"/>
+                <w:b/>
+                <w:sz w:val="22"/>
+                <w:szCs w:val="26"/>
+                <w:lang w:val="en-US"/>
+              </w:rPr>
+              <w:t>copies</w:t>
+            </w:r>
+          </w:p>
+        </w:tc>
+        <w:tc>
+          <w:tcPr>
+            <w:tcW w:w="4762" w:type="dxa"/>
+            <w:tcBorders>
+              <w:top w:val="single" w:sz="5" w:space="0" w:color="AFC4D6"/>
+              <w:left w:val="single" w:sz="5" w:space="0" w:color="AFC4D6"/>
+              <w:bottom w:val="single" w:sz="5" w:space="0" w:color="AFC4D6"/>
+              <w:right w:val="single" w:sz="5" w:space="0" w:color="AFC4D6"/>
+            </w:tcBorders>
+            <w:shd w:val="clear" w:color="auto" w:fill="F8FBFD"/>
+            <w:tcMar>
+              <w:top w:w="70" w:type="dxa"/>
+              <w:left w:w="70" w:type="dxa"/>
+              <w:bottom w:w="70" w:type="dxa"/>
+              <w:right w:w="70" w:type="dxa"/>
+            </w:tcMar>
+            <w:vAlign w:val="center"/>
+          </w:tcPr>
+          <w:p>
+            <w:pPr>
+              <w:spacing w:after="0"/>
+              <w:rPr>
+                <w:rFonts w:cs="Times New Roman"/>
+                <w:sz w:val="22"/>
+                <w:szCs w:val="26"/>
+                <w:lang w:val="en-US"/>
+              </w:rPr>
+            </w:pPr>
+            <w:r>
+              <w:rPr>
+                <w:rFonts w:cs="Times New Roman"/>
+                <w:sz w:val="22"/>
+                <w:szCs w:val="26"/>
+                <w:lang w:val="en-US"/>
+              </w:rPr>
+              <w:t>Chứa các cuốn sách vật lý cùng đầu sách</w:t>
+            </w:r>
+          </w:p>
+        </w:tc>
+        <w:tc>
+          <w:tcPr>
+            <w:tcW w:w="2551" w:type="dxa"/>
+            <w:tcBorders>
+              <w:top w:val="single" w:sz="5" w:space="0" w:color="AFC4D6"/>
+              <w:left w:val="single" w:sz="5" w:space="0" w:color="AFC4D6"/>
+              <w:bottom w:val="single" w:sz="5" w:space="0" w:color="AFC4D6"/>
+              <w:right w:val="single" w:sz="5" w:space="0" w:color="AFC4D6"/>
+            </w:tcBorders>
+            <w:shd w:val="clear" w:color="auto" w:fill="F8FBFD"/>
+            <w:tcMar>
+              <w:top w:w="70" w:type="dxa"/>
+              <w:left w:w="70" w:type="dxa"/>
+              <w:bottom w:w="70" w:type="dxa"/>
+              <w:right w:w="70" w:type="dxa"/>
+            </w:tcMar>
+            <w:vAlign w:val="center"/>
+          </w:tcPr>
+          <w:p>
+            <w:pPr>
+              <w:spacing w:after="0"/>
+              <w:rPr>
+                <w:rFonts w:cs="Times New Roman"/>
+                <w:sz w:val="22"/>
+                <w:szCs w:val="26"/>
+              </w:rPr>
+            </w:pPr>
+          </w:p>
+        </w:tc>
+      </w:tr>
+      <w:tr>
+        <w:trPr>
+          <w:cantSplit/>
+          <w:jc w:val="center"/>
+        </w:trPr>
+        <w:tc>
+          <w:tcPr>
+            <w:tcW w:w="2324" w:type="dxa"/>
+            <w:tcBorders>
+              <w:top w:val="single" w:sz="5" w:space="0" w:color="AFC4D6"/>
+              <w:left w:val="single" w:sz="5" w:space="0" w:color="AFC4D6"/>
+              <w:bottom w:val="single" w:sz="5" w:space="0" w:color="AFC4D6"/>
+              <w:right w:val="single" w:sz="5" w:space="0" w:color="AFC4D6"/>
+            </w:tcBorders>
             <w:tcMar>
               <w:top w:w="70" w:type="dxa"/>
               <w:left w:w="70" w:type="dxa"/>
@@ -1511,6 +1639,137 @@
                 <w:szCs w:val="26"/>
               </w:rPr>
               <w:t xml:space="preserve">Status: Có thể mượn </w:t>
+            </w:r>
+          </w:p>
+        </w:tc>
+      </w:tr>
+      <w:tr>
+        <w:trPr>
+          <w:cantSplit/>
+          <w:jc w:val="center"/>
+        </w:trPr>
+        <w:tc>
+          <w:tcPr>
+            <w:tcW w:w="2324" w:type="dxa"/>
+            <w:tcBorders>
+              <w:top w:val="single" w:sz="5" w:space="0" w:color="AFC4D6"/>
+              <w:left w:val="single" w:sz="5" w:space="0" w:color="AFC4D6"/>
+              <w:bottom w:val="single" w:sz="5" w:space="0" w:color="AFC4D6"/>
+              <w:right w:val="single" w:sz="5" w:space="0" w:color="AFC4D6"/>
+            </w:tcBorders>
+            <w:tcMar>
+              <w:top w:w="70" w:type="dxa"/>
+              <w:left w:w="70" w:type="dxa"/>
+              <w:bottom w:w="70" w:type="dxa"/>
+              <w:right w:w="70" w:type="dxa"/>
+            </w:tcMar>
+            <w:vAlign w:val="center"/>
+          </w:tcPr>
+          <w:p>
+            <w:pPr>
+              <w:spacing w:after="0"/>
+              <w:rPr>
+                <w:rFonts w:cs="Times New Roman"/>
+                <w:b/>
+                <w:sz w:val="22"/>
+                <w:szCs w:val="26"/>
+                <w:lang w:val="en-US"/>
+              </w:rPr>
+            </w:pPr>
+            <w:r>
+              <w:rPr>
+                <w:rFonts w:cs="Times New Roman"/>
+                <w:b/>
+                <w:sz w:val="22"/>
+                <w:szCs w:val="26"/>
+                <w:lang w:val="en-US"/>
+              </w:rPr>
+              <w:t>BookId</w:t>
+            </w:r>
+          </w:p>
+        </w:tc>
+        <w:tc>
+          <w:tcPr>
+            <w:tcW w:w="4762" w:type="dxa"/>
+            <w:tcBorders>
+              <w:top w:val="single" w:sz="5" w:space="0" w:color="AFC4D6"/>
+              <w:left w:val="single" w:sz="5" w:space="0" w:color="AFC4D6"/>
+              <w:bottom w:val="single" w:sz="5" w:space="0" w:color="AFC4D6"/>
+              <w:right w:val="single" w:sz="5" w:space="0" w:color="AFC4D6"/>
+            </w:tcBorders>
+            <w:tcMar>
+              <w:top w:w="70" w:type="dxa"/>
+              <w:left w:w="70" w:type="dxa"/>
+              <w:bottom w:w="70" w:type="dxa"/>
+              <w:right w:w="70" w:type="dxa"/>
+            </w:tcMar>
+            <w:vAlign w:val="center"/>
+          </w:tcPr>
+          <w:p>
+            <w:pPr>
+              <w:spacing w:after="0"/>
+              <w:rPr>
+                <w:rFonts w:cs="Times New Roman"/>
+                <w:sz w:val="22"/>
+                <w:szCs w:val="26"/>
+                <w:lang w:val="en-US"/>
+              </w:rPr>
+            </w:pPr>
+            <w:r>
+              <w:rPr>
+                <w:rFonts w:cs="Times New Roman"/>
+                <w:sz w:val="22"/>
+                <w:szCs w:val="26"/>
+                <w:lang w:val="en-US"/>
+              </w:rPr>
+              <w:t>Mã của 1 cuốn sách v</w:t>
+            </w:r>
+            <w:r>
+              <w:rPr>
+                <w:rFonts w:cs="Times New Roman"/>
+                <w:sz w:val="22"/>
+                <w:szCs w:val="26"/>
+                <w:lang w:val="en-US"/>
+              </w:rPr>
+              <w:t>ật lý</w:t>
+            </w:r>
+          </w:p>
+        </w:tc>
+        <w:tc>
+          <w:tcPr>
+            <w:tcW w:w="2551" w:type="dxa"/>
+            <w:tcBorders>
+              <w:top w:val="single" w:sz="5" w:space="0" w:color="AFC4D6"/>
+              <w:left w:val="single" w:sz="5" w:space="0" w:color="AFC4D6"/>
+              <w:bottom w:val="single" w:sz="5" w:space="0" w:color="AFC4D6"/>
+              <w:right w:val="single" w:sz="5" w:space="0" w:color="AFC4D6"/>
+            </w:tcBorders>
+            <w:tcMar>
+              <w:top w:w="70" w:type="dxa"/>
+              <w:left w:w="70" w:type="dxa"/>
+              <w:bottom w:w="70" w:type="dxa"/>
+              <w:right w:w="70" w:type="dxa"/>
+            </w:tcMar>
+            <w:vAlign w:val="center"/>
+          </w:tcPr>
+          <w:p>
+            <w:pPr>
+              <w:spacing w:after="0"/>
+              <w:rPr>
+                <w:rFonts w:cs="Times New Roman"/>
+                <w:sz w:val="22"/>
+                <w:szCs w:val="26"/>
+                <w:lang w:val="en-US"/>
+              </w:rPr>
+            </w:pPr>
+            <w:r>
+              <w:rPr>
+                <w:rFonts w:cs="Times New Roman"/>
+                <w:sz w:val="22"/>
+                <w:szCs w:val="26"/>
+                <w:lang w:val="en-US"/>
+              </w:rPr>
+              <w:t>bookId: CTDL001</w:t>
             </w:r>
           </w:p>
         </w:tc>
@@ -3641,6 +3900,7 @@
                 <w:b/>
                 <w:sz w:val="22"/>
               </w:rPr>
+              <w:lastRenderedPageBreak/>
               <w:t>Loan_ID</w:t>
             </w:r>
           </w:p>
@@ -3773,7 +4033,6 @@
                 <w:b/>
                 <w:sz w:val="22"/>
               </w:rPr>
-              <w:lastRenderedPageBreak/>
               <w:t>Late_Days</w:t>
             </w:r>
           </w:p>
@@ -5731,6 +5990,7 @@
                 <w:b/>
                 <w:sz w:val="22"/>
               </w:rPr>
+              <w:lastRenderedPageBreak/>
               <w:t>Quantity</w:t>
             </w:r>
           </w:p>
@@ -5841,7 +6101,6 @@
           <w:color w:val="1F4E79"/>
           <w:sz w:val="24"/>
         </w:rPr>
-        <w:lastRenderedPageBreak/>
         <w:t>2.6.4 Trả sách</w:t>
       </w:r>
     </w:p>
@@ -7717,6 +7976,7 @@
           <w:color w:val="1F4E79"/>
           <w:sz w:val="24"/>
         </w:rPr>
+        <w:lastRenderedPageBreak/>
         <w:t>2.6.7 Hiển thị phiếu mượn trực tuyến</w:t>
       </w:r>
     </w:p>
@@ -8033,7 +8293,6 @@
                 <w:b/>
                 <w:sz w:val="22"/>
               </w:rPr>
-              <w:lastRenderedPageBreak/>
               <w:t>Title</w:t>
             </w:r>
           </w:p>
@@ -9456,6 +9715,7 @@
           <w:sz w:val="26"/>
           <w:szCs w:val="26"/>
         </w:rPr>
+        <w:lastRenderedPageBreak/>
         <w:t>+ Title</w:t>
       </w:r>
       <w:r>
@@ -9596,7 +9856,6 @@
           <w:sz w:val="26"/>
           <w:szCs w:val="26"/>
         </w:rPr>
-        <w:lastRenderedPageBreak/>
         <w:t>+ Status</w:t>
       </w:r>
       <w:r>
@@ -10059,6 +10318,7 @@
           <w:sz w:val="26"/>
           <w:szCs w:val="26"/>
         </w:rPr>
+        <w:lastRenderedPageBreak/>
         <w:t xml:space="preserve">Category </w:t>
       </w:r>
     </w:p>
@@ -10135,7 +10395,6 @@
           <w:sz w:val="26"/>
           <w:szCs w:val="26"/>
         </w:rPr>
-        <w:lastRenderedPageBreak/>
         <w:t>Nếu không có sách phù hợp, hệ thống thông báo không tìm thấy tài liệu trong khoảng thời gian yêu cầu</w:t>
       </w:r>
       <w:r>
@@ -10666,6 +10925,7 @@
           <w:szCs w:val="26"/>
           <w:lang w:val="en-US"/>
         </w:rPr>
+        <w:lastRenderedPageBreak/>
         <w:t>Borrow_Status – Trạng thái xử lý yêu cầu mượn.</w:t>
       </w:r>
     </w:p>
@@ -10762,7 +11022,6 @@
           <w:szCs w:val="26"/>
           <w:lang w:val="en-US"/>
         </w:rPr>
-        <w:lastRenderedPageBreak/>
         <w:t>Trạng thái và số lượng sách sau khi thực hiện mượn.</w:t>
       </w:r>
     </w:p>
@@ -11571,6 +11830,7 @@
           <w:szCs w:val="26"/>
           <w:lang w:val="en-US"/>
         </w:rPr>
+        <w:lastRenderedPageBreak/>
         <w:t>Lý do phát hiện:</w:t>
       </w:r>
       <w:r>
@@ -11581,17 +11841,7 @@
           <w:lang w:val="en-US"/>
         </w:rPr>
         <w:br/>
-        <w:t xml:space="preserve">Trong tài liệu hiện tại, hệ thống đã xác định thành viên có thể thực hiện hoạt động mượn/trả sách và đã có cấu trúc dữ liệu Loan gồm Loan_ID, Member_ID, Book_ID, Borrow_Date, Due_Date, Return_Date, Quality và Status. Tuy nhiên, quy trình tạo một lượt mượn và cập </w:t>
-      </w:r>
-      <w:r>
-        <w:rPr>
-          <w:rFonts w:cs="Times New Roman"/>
-          <w:sz w:val="26"/>
-          <w:szCs w:val="26"/>
-          <w:lang w:val="en-US"/>
-        </w:rPr>
-        <w:lastRenderedPageBreak/>
-        <w:t>nhật số lượng, trạng thái sách sau khi mượn chưa được đặc tả thành một nghiệp vụ riêng. Vì vậy, nhóm bổ sung chức năng mượn sách để làm rõ đầu vào, điều kiện, quy trình xử lý và kết quả của giao dịch mượn, đồng thời liên kết với chức năng phiếu mượn trực tuyến.</w:t>
+        <w:t>Trong tài liệu hiện tại, hệ thống đã xác định thành viên có thể thực hiện hoạt động mượn/trả sách và đã có cấu trúc dữ liệu Loan gồm Loan_ID, Member_ID, Book_ID, Borrow_Date, Due_Date, Return_Date, Quality và Status. Tuy nhiên, quy trình tạo một lượt mượn và cập nhật số lượng, trạng thái sách sau khi mượn chưa được đặc tả thành một nghiệp vụ riêng. Vì vậy, nhóm bổ sung chức năng mượn sách để làm rõ đầu vào, điều kiện, quy trình xử lý và kết quả của giao dịch mượn, đồng thời liên kết với chức năng phiếu mượn trực tuyến.</w:t>
       </w:r>
     </w:p>
     <w:p>
@@ -12368,6 +12618,7 @@
           <w:szCs w:val="26"/>
           <w:lang w:val="en-US"/>
         </w:rPr>
+        <w:lastRenderedPageBreak/>
         <w:t>Nếu sách trở nên khả dụng, hệ thống kiểm tra hàng chờ mượn và xác định thành viên tiếp theo theo đúng thứ tự đăng ký.</w:t>
       </w:r>
     </w:p>
@@ -12414,7 +12665,6 @@
           <w:szCs w:val="26"/>
           <w:lang w:val="en-US"/>
         </w:rPr>
-        <w:lastRenderedPageBreak/>
         <w:t>Constraints:</w:t>
       </w:r>
     </w:p>
@@ -14885,7 +15135,6 @@
           <w:rFonts w:cs="Times New Roman"/>
           <w:sz w:val="26"/>
           <w:szCs w:val="26"/>
-          <w:lang w:val="en-US"/>
         </w:rPr>
       </w:pPr>
       <w:r>
@@ -14905,15 +15154,13 @@
           <w:rFonts w:cs="Times New Roman"/>
           <w:sz w:val="26"/>
           <w:szCs w:val="26"/>
-          <w:lang w:val="en-US"/>
-        </w:rPr>
-      </w:pPr>
-      <w:r>
-        <w:rPr>
-          <w:rFonts w:cs="Times New Roman"/>
-          <w:sz w:val="26"/>
-          <w:szCs w:val="26"/>
-          <w:lang w:val="en-US"/>
+        </w:rPr>
+      </w:pPr>
+      <w:r>
+        <w:rPr>
+          <w:rFonts w:cs="Times New Roman"/>
+          <w:sz w:val="26"/>
+          <w:szCs w:val="26"/>
         </w:rPr>
         <w:t>8.Nếu số lần gia hạn vượt quá 7 lần sẽ không cho gia hạn nữa.</w:t>
       </w:r>
@@ -16500,7 +16747,6 @@
           <w:color w:val="232323"/>
           <w:sz w:val="26"/>
           <w:szCs w:val="26"/>
-          <w:lang w:val="en-US"/>
         </w:rPr>
       </w:pPr>
       <w:r>
@@ -16577,7 +16823,6 @@
           <w:color w:val="232323"/>
           <w:sz w:val="26"/>
           <w:szCs w:val="26"/>
-          <w:lang w:val="en-US"/>
         </w:rPr>
       </w:pPr>
       <w:r>
@@ -16599,7 +16844,6 @@
           <w:rFonts w:cs="Times New Roman"/>
           <w:sz w:val="26"/>
           <w:szCs w:val="26"/>
-          <w:lang w:val="en-US"/>
         </w:rPr>
       </w:pPr>
       <w:r>
@@ -16608,7 +16852,6 @@
           <w:color w:val="232323"/>
           <w:sz w:val="26"/>
           <w:szCs w:val="26"/>
-          <w:lang w:val="en-US"/>
         </w:rPr>
         <w:t>6.Khi gia hạn cũng cập nhật lại phiếu in.</w:t>
       </w:r>
@@ -16666,7 +16909,6 @@
           <w:color w:val="1F4E79"/>
           <w:sz w:val="32"/>
           <w:szCs w:val="32"/>
-          <w:lang w:val="en-US"/>
         </w:rPr>
       </w:pPr>
     </w:p>
